--- a/backend sp/demo/src/main/resources/form28main2.docx
+++ b/backend sp/demo/src/main/resources/form28main2.docx
@@ -997,6 +997,8 @@
                     </w:rPr>
                     <w:t>{nation}</w:t>
                   </w:r>
+                  <w:bookmarkStart w:id="0" w:name="_GoBack"/>
+                  <w:bookmarkEnd w:id="0"/>
                 </w:p>
               </w:tc>
               <w:tc>
@@ -1025,11 +1027,22 @@
                   </w:pPr>
                   <w:r>
                     <w:rPr>
-                      <w:rFonts w:hint="default" w:ascii="Times New Roman"/>
-                      <w:vertAlign w:val="baseline"/>
+                      <w:rFonts w:hint="default" w:ascii="Calibri" w:hAnsi="Calibri" w:cs="Calibri"/>
+                      <w:b/>
+                      <w:sz w:val="24"/>
                       <w:lang w:val="en-US"/>
                     </w:rPr>
-                    <w:t>{address}</w:t>
+                    <w:t xml:space="preserve"> </w:t>
+                  </w:r>
+                  <w:r>
+                    <w:rPr>
+                      <w:rFonts w:hint="default" w:ascii="Calibri" w:hAnsi="Calibri" w:cs="Calibri"/>
+                      <w:b w:val="0"/>
+                      <w:bCs/>
+                      <w:sz w:val="24"/>
+                      <w:lang w:val="en-US"/>
+                    </w:rPr>
+                    <w:t>{principal_details}</w:t>
                   </w:r>
                 </w:p>
               </w:tc>
@@ -1198,6 +1211,8 @@
             </w:r>
             <w:r>
               <w:rPr>
+                <w:strike/>
+                <w:dstrike w:val="0"/>
                 <w:color w:val="444444"/>
                 <w:w w:val="80"/>
               </w:rPr>
@@ -1205,6 +1220,8 @@
             </w:r>
             <w:r>
               <w:rPr>
+                <w:strike/>
+                <w:dstrike w:val="0"/>
                 <w:color w:val="444444"/>
                 <w:spacing w:val="-2"/>
               </w:rPr>
@@ -1212,6 +1229,8 @@
             </w:r>
             <w:r>
               <w:rPr>
+                <w:strike/>
+                <w:dstrike w:val="0"/>
                 <w:color w:val="444444"/>
                 <w:w w:val="80"/>
               </w:rPr>
@@ -1219,12 +1238,16 @@
             </w:r>
             <w:r>
               <w:rPr>
-                <w:color w:val="444444"/>
-              </w:rPr>
-              <w:t xml:space="preserve"> </w:t>
-            </w:r>
-            <w:r>
-              <w:rPr>
+                <w:strike/>
+                <w:dstrike w:val="0"/>
+                <w:color w:val="444444"/>
+              </w:rPr>
+              <w:t xml:space="preserve"> </w:t>
+            </w:r>
+            <w:r>
+              <w:rPr>
+                <w:strike/>
+                <w:dstrike w:val="0"/>
                 <w:color w:val="444444"/>
                 <w:w w:val="80"/>
               </w:rPr>
@@ -1232,6 +1255,8 @@
             </w:r>
             <w:r>
               <w:rPr>
+                <w:strike/>
+                <w:dstrike w:val="0"/>
                 <w:color w:val="444444"/>
                 <w:spacing w:val="40"/>
               </w:rPr>
@@ -1239,10 +1264,19 @@
             </w:r>
             <w:r>
               <w:rPr>
-                <w:color w:val="444444"/>
-                <w:w w:val="80"/>
-              </w:rPr>
-              <w:t>or an educational institution in accordance with rule 2(ca) and submit the following document(s) as proof:</w:t>
+                <w:strike/>
+                <w:dstrike w:val="0"/>
+                <w:color w:val="444444"/>
+                <w:w w:val="80"/>
+              </w:rPr>
+              <w:t>or</w:t>
+            </w:r>
+            <w:r>
+              <w:rPr>
+                <w:color w:val="444444"/>
+                <w:w w:val="80"/>
+              </w:rPr>
+              <w:t xml:space="preserve"> an educational institution in accordance with rule 2(ca) and submit the following document(s) as proof:</w:t>
             </w:r>
           </w:p>
         </w:tc>
@@ -1293,6 +1327,8 @@
             </w:r>
             <w:r>
               <w:rPr>
+                <w:strike w:val="0"/>
+                <w:dstrike w:val="0"/>
                 <w:color w:val="444444"/>
                 <w:w w:val="80"/>
               </w:rPr>
@@ -1300,6 +1336,8 @@
             </w:r>
             <w:r>
               <w:rPr>
+                <w:strike w:val="0"/>
+                <w:dstrike w:val="0"/>
                 <w:color w:val="444444"/>
                 <w:spacing w:val="-5"/>
               </w:rPr>
@@ -1307,6 +1345,8 @@
             </w:r>
             <w:r>
               <w:rPr>
+                <w:strike w:val="0"/>
+                <w:dstrike w:val="0"/>
                 <w:color w:val="444444"/>
                 <w:w w:val="80"/>
               </w:rPr>
@@ -1314,6 +1354,8 @@
             </w:r>
             <w:r>
               <w:rPr>
+                <w:strike w:val="0"/>
+                <w:dstrike w:val="0"/>
                 <w:color w:val="444444"/>
                 <w:spacing w:val="-7"/>
               </w:rPr>
@@ -1321,6 +1363,8 @@
             </w:r>
             <w:r>
               <w:rPr>
+                <w:strike w:val="0"/>
+                <w:dstrike w:val="0"/>
                 <w:color w:val="444444"/>
                 <w:w w:val="80"/>
               </w:rPr>
@@ -1328,6 +1372,8 @@
             </w:r>
             <w:r>
               <w:rPr>
+                <w:strike w:val="0"/>
+                <w:dstrike w:val="0"/>
                 <w:color w:val="444444"/>
                 <w:spacing w:val="-5"/>
               </w:rPr>
@@ -1335,11 +1381,21 @@
             </w:r>
             <w:r>
               <w:rPr>
+                <w:strike w:val="0"/>
+                <w:dstrike w:val="0"/>
                 <w:color w:val="444444"/>
                 <w:spacing w:val="-2"/>
                 <w:w w:val="80"/>
               </w:rPr>
-              <w:t>submitted</w:t>
+              <w:t>su</w:t>
+            </w:r>
+            <w:r>
+              <w:rPr>
+                <w:color w:val="444444"/>
+                <w:spacing w:val="-2"/>
+                <w:w w:val="80"/>
+              </w:rPr>
+              <w:t>bmitted</w:t>
             </w:r>
           </w:p>
           <w:p>
@@ -1355,11 +1411,15 @@
               <w:spacing w:before="39" w:line="252" w:lineRule="exact"/>
               <w:ind w:left="505" w:hanging="100"/>
               <w:rPr>
+                <w:strike/>
+                <w:dstrike w:val="0"/>
                 <w:color w:val="444444"/>
               </w:rPr>
             </w:pPr>
             <w:r>
               <w:rPr>
+                <w:strike/>
+                <w:dstrike w:val="0"/>
                 <w:color w:val="444444"/>
                 <w:spacing w:val="-7"/>
               </w:rPr>
@@ -1367,6 +1427,8 @@
             </w:r>
             <w:r>
               <w:rPr>
+                <w:strike/>
+                <w:dstrike w:val="0"/>
                 <w:color w:val="444444"/>
                 <w:w w:val="80"/>
               </w:rPr>
@@ -1374,6 +1436,8 @@
             </w:r>
             <w:r>
               <w:rPr>
+                <w:strike/>
+                <w:dstrike w:val="0"/>
                 <w:color w:val="444444"/>
                 <w:spacing w:val="-6"/>
               </w:rPr>
@@ -1381,6 +1445,8 @@
             </w:r>
             <w:r>
               <w:rPr>
+                <w:strike/>
+                <w:dstrike w:val="0"/>
                 <w:color w:val="444444"/>
                 <w:w w:val="80"/>
               </w:rPr>
@@ -1388,6 +1454,8 @@
             </w:r>
             <w:r>
               <w:rPr>
+                <w:strike/>
+                <w:dstrike w:val="0"/>
                 <w:color w:val="444444"/>
                 <w:spacing w:val="-6"/>
               </w:rPr>
@@ -1395,6 +1463,8 @@
             </w:r>
             <w:r>
               <w:rPr>
+                <w:strike/>
+                <w:dstrike w:val="0"/>
                 <w:color w:val="444444"/>
                 <w:w w:val="80"/>
               </w:rPr>
@@ -1402,6 +1472,8 @@
             </w:r>
             <w:r>
               <w:rPr>
+                <w:strike/>
+                <w:dstrike w:val="0"/>
                 <w:color w:val="444444"/>
                 <w:spacing w:val="-8"/>
               </w:rPr>
@@ -1409,6 +1481,8 @@
             </w:r>
             <w:r>
               <w:rPr>
+                <w:strike/>
+                <w:dstrike w:val="0"/>
                 <w:color w:val="444444"/>
                 <w:w w:val="80"/>
               </w:rPr>
@@ -1416,6 +1490,8 @@
             </w:r>
             <w:r>
               <w:rPr>
+                <w:strike/>
+                <w:dstrike w:val="0"/>
                 <w:color w:val="444444"/>
                 <w:spacing w:val="-6"/>
               </w:rPr>
@@ -1423,6 +1499,8 @@
             </w:r>
             <w:r>
               <w:rPr>
+                <w:strike/>
+                <w:dstrike w:val="0"/>
                 <w:color w:val="444444"/>
                 <w:w w:val="80"/>
               </w:rPr>
@@ -1430,6 +1508,8 @@
             </w:r>
             <w:r>
               <w:rPr>
+                <w:strike/>
+                <w:dstrike w:val="0"/>
                 <w:color w:val="444444"/>
                 <w:spacing w:val="-8"/>
               </w:rPr>
@@ -1437,6 +1517,8 @@
             </w:r>
             <w:r>
               <w:rPr>
+                <w:strike/>
+                <w:dstrike w:val="0"/>
                 <w:color w:val="444444"/>
                 <w:w w:val="80"/>
               </w:rPr>
@@ -1444,6 +1526,8 @@
             </w:r>
             <w:r>
               <w:rPr>
+                <w:strike/>
+                <w:dstrike w:val="0"/>
                 <w:color w:val="444444"/>
                 <w:spacing w:val="-8"/>
               </w:rPr>
@@ -1451,6 +1535,8 @@
             </w:r>
             <w:r>
               <w:rPr>
+                <w:strike/>
+                <w:dstrike w:val="0"/>
                 <w:color w:val="444444"/>
                 <w:w w:val="80"/>
               </w:rPr>
@@ -1458,6 +1544,8 @@
             </w:r>
             <w:r>
               <w:rPr>
+                <w:strike/>
+                <w:dstrike w:val="0"/>
                 <w:color w:val="444444"/>
                 <w:spacing w:val="-7"/>
               </w:rPr>
@@ -1465,6 +1553,8 @@
             </w:r>
             <w:r>
               <w:rPr>
+                <w:strike/>
+                <w:dstrike w:val="0"/>
                 <w:color w:val="444444"/>
                 <w:spacing w:val="-2"/>
                 <w:w w:val="80"/>
@@ -1484,11 +1574,15 @@
               </w:tabs>
               <w:ind w:right="346" w:firstLine="0"/>
               <w:rPr>
+                <w:strike/>
+                <w:dstrike w:val="0"/>
                 <w:color w:val="444444"/>
               </w:rPr>
             </w:pPr>
             <w:r>
               <w:rPr>
+                <w:strike/>
+                <w:dstrike w:val="0"/>
                 <w:color w:val="444444"/>
                 <w:w w:val="80"/>
               </w:rPr>
@@ -1496,6 +1590,8 @@
             </w:r>
             <w:r>
               <w:rPr>
+                <w:strike/>
+                <w:dstrike w:val="0"/>
                 <w:color w:val="444444"/>
                 <w:w w:val="90"/>
               </w:rPr>
@@ -1514,11 +1610,15 @@
               </w:tabs>
               <w:ind w:left="1000" w:hanging="170"/>
               <w:rPr>
+                <w:strike/>
+                <w:dstrike w:val="0"/>
                 <w:color w:val="444444"/>
               </w:rPr>
             </w:pPr>
             <w:r>
               <w:rPr>
+                <w:strike/>
+                <w:dstrike w:val="0"/>
                 <w:color w:val="444444"/>
                 <w:spacing w:val="-7"/>
               </w:rPr>
@@ -1526,6 +1626,8 @@
             </w:r>
             <w:r>
               <w:rPr>
+                <w:strike/>
+                <w:dstrike w:val="0"/>
                 <w:color w:val="444444"/>
                 <w:w w:val="80"/>
               </w:rPr>
@@ -1533,6 +1635,8 @@
             </w:r>
             <w:r>
               <w:rPr>
+                <w:strike/>
+                <w:dstrike w:val="0"/>
                 <w:color w:val="444444"/>
                 <w:spacing w:val="-6"/>
               </w:rPr>
@@ -1540,6 +1644,8 @@
             </w:r>
             <w:r>
               <w:rPr>
+                <w:strike/>
+                <w:dstrike w:val="0"/>
                 <w:color w:val="444444"/>
                 <w:w w:val="80"/>
               </w:rPr>
@@ -1547,6 +1653,8 @@
             </w:r>
             <w:r>
               <w:rPr>
+                <w:strike/>
+                <w:dstrike w:val="0"/>
                 <w:color w:val="444444"/>
                 <w:spacing w:val="-6"/>
               </w:rPr>
@@ -1554,6 +1662,8 @@
             </w:r>
             <w:r>
               <w:rPr>
+                <w:strike/>
+                <w:dstrike w:val="0"/>
                 <w:color w:val="444444"/>
                 <w:w w:val="80"/>
               </w:rPr>
@@ -1561,6 +1671,8 @@
             </w:r>
             <w:r>
               <w:rPr>
+                <w:strike/>
+                <w:dstrike w:val="0"/>
                 <w:color w:val="444444"/>
                 <w:spacing w:val="-7"/>
               </w:rPr>
@@ -1568,6 +1680,8 @@
             </w:r>
             <w:r>
               <w:rPr>
+                <w:strike/>
+                <w:dstrike w:val="0"/>
                 <w:color w:val="444444"/>
                 <w:w w:val="80"/>
               </w:rPr>
@@ -1575,6 +1689,8 @@
             </w:r>
             <w:r>
               <w:rPr>
+                <w:strike/>
+                <w:dstrike w:val="0"/>
                 <w:color w:val="444444"/>
                 <w:spacing w:val="-6"/>
               </w:rPr>
@@ -1582,6 +1698,8 @@
             </w:r>
             <w:r>
               <w:rPr>
+                <w:strike/>
+                <w:dstrike w:val="0"/>
                 <w:color w:val="444444"/>
                 <w:w w:val="80"/>
               </w:rPr>
@@ -1589,6 +1707,8 @@
             </w:r>
             <w:r>
               <w:rPr>
+                <w:strike/>
+                <w:dstrike w:val="0"/>
                 <w:color w:val="444444"/>
                 <w:spacing w:val="-6"/>
               </w:rPr>
@@ -1596,6 +1716,8 @@
             </w:r>
             <w:r>
               <w:rPr>
+                <w:strike/>
+                <w:dstrike w:val="0"/>
                 <w:color w:val="444444"/>
                 <w:w w:val="80"/>
               </w:rPr>
@@ -1603,6 +1725,8 @@
             </w:r>
             <w:r>
               <w:rPr>
+                <w:strike/>
+                <w:dstrike w:val="0"/>
                 <w:color w:val="444444"/>
                 <w:spacing w:val="-9"/>
               </w:rPr>
@@ -1610,6 +1734,8 @@
             </w:r>
             <w:r>
               <w:rPr>
+                <w:strike/>
+                <w:dstrike w:val="0"/>
                 <w:color w:val="444444"/>
                 <w:w w:val="80"/>
               </w:rPr>
@@ -1617,6 +1743,8 @@
             </w:r>
             <w:r>
               <w:rPr>
+                <w:strike/>
+                <w:dstrike w:val="0"/>
                 <w:color w:val="444444"/>
                 <w:spacing w:val="-6"/>
               </w:rPr>
@@ -1624,6 +1752,8 @@
             </w:r>
             <w:r>
               <w:rPr>
+                <w:strike/>
+                <w:dstrike w:val="0"/>
                 <w:color w:val="444444"/>
                 <w:w w:val="80"/>
               </w:rPr>
@@ -1631,6 +1761,8 @@
             </w:r>
             <w:r>
               <w:rPr>
+                <w:strike/>
+                <w:dstrike w:val="0"/>
                 <w:color w:val="444444"/>
                 <w:spacing w:val="-7"/>
               </w:rPr>
@@ -1638,6 +1770,8 @@
             </w:r>
             <w:r>
               <w:rPr>
+                <w:strike/>
+                <w:dstrike w:val="0"/>
                 <w:color w:val="444444"/>
                 <w:spacing w:val="-2"/>
                 <w:w w:val="80"/>
@@ -1658,11 +1792,15 @@
               <w:spacing w:before="119" w:line="253" w:lineRule="exact"/>
               <w:ind w:hanging="151"/>
               <w:rPr>
+                <w:strike/>
+                <w:dstrike w:val="0"/>
                 <w:color w:val="444444"/>
               </w:rPr>
             </w:pPr>
             <w:r>
               <w:rPr>
+                <w:strike/>
+                <w:dstrike w:val="0"/>
                 <w:color w:val="444444"/>
                 <w:spacing w:val="-5"/>
               </w:rPr>
@@ -1670,6 +1808,8 @@
             </w:r>
             <w:r>
               <w:rPr>
+                <w:strike/>
+                <w:dstrike w:val="0"/>
                 <w:color w:val="444444"/>
                 <w:w w:val="80"/>
               </w:rPr>
@@ -1677,6 +1817,8 @@
             </w:r>
             <w:r>
               <w:rPr>
+                <w:strike/>
+                <w:dstrike w:val="0"/>
                 <w:color w:val="444444"/>
                 <w:spacing w:val="-5"/>
               </w:rPr>
@@ -1684,6 +1826,8 @@
             </w:r>
             <w:r>
               <w:rPr>
+                <w:strike/>
+                <w:dstrike w:val="0"/>
                 <w:color w:val="444444"/>
                 <w:w w:val="80"/>
               </w:rPr>
@@ -1691,6 +1835,8 @@
             </w:r>
             <w:r>
               <w:rPr>
+                <w:strike/>
+                <w:dstrike w:val="0"/>
                 <w:color w:val="444444"/>
                 <w:spacing w:val="-5"/>
               </w:rPr>
@@ -1698,6 +1844,8 @@
             </w:r>
             <w:r>
               <w:rPr>
+                <w:strike/>
+                <w:dstrike w:val="0"/>
                 <w:color w:val="444444"/>
                 <w:w w:val="80"/>
               </w:rPr>
@@ -1705,6 +1853,8 @@
             </w:r>
             <w:r>
               <w:rPr>
+                <w:strike/>
+                <w:dstrike w:val="0"/>
                 <w:color w:val="444444"/>
                 <w:spacing w:val="-5"/>
               </w:rPr>
@@ -1712,6 +1862,8 @@
             </w:r>
             <w:r>
               <w:rPr>
+                <w:strike/>
+                <w:dstrike w:val="0"/>
                 <w:color w:val="444444"/>
                 <w:w w:val="80"/>
               </w:rPr>
@@ -1719,6 +1871,8 @@
             </w:r>
             <w:r>
               <w:rPr>
+                <w:strike/>
+                <w:dstrike w:val="0"/>
                 <w:color w:val="444444"/>
                 <w:spacing w:val="-5"/>
               </w:rPr>
@@ -1726,6 +1880,8 @@
             </w:r>
             <w:r>
               <w:rPr>
+                <w:strike/>
+                <w:dstrike w:val="0"/>
                 <w:color w:val="444444"/>
                 <w:w w:val="80"/>
               </w:rPr>
@@ -1733,6 +1889,8 @@
             </w:r>
             <w:r>
               <w:rPr>
+                <w:strike/>
+                <w:dstrike w:val="0"/>
                 <w:color w:val="444444"/>
                 <w:spacing w:val="-8"/>
               </w:rPr>
@@ -1740,6 +1898,8 @@
             </w:r>
             <w:r>
               <w:rPr>
+                <w:strike/>
+                <w:dstrike w:val="0"/>
                 <w:color w:val="444444"/>
                 <w:w w:val="80"/>
               </w:rPr>
@@ -1747,6 +1907,8 @@
             </w:r>
             <w:r>
               <w:rPr>
+                <w:strike/>
+                <w:dstrike w:val="0"/>
                 <w:color w:val="444444"/>
                 <w:spacing w:val="-7"/>
               </w:rPr>
@@ -1754,6 +1916,8 @@
             </w:r>
             <w:r>
               <w:rPr>
+                <w:strike/>
+                <w:dstrike w:val="0"/>
                 <w:color w:val="444444"/>
                 <w:w w:val="80"/>
               </w:rPr>
@@ -1761,6 +1925,8 @@
             </w:r>
             <w:r>
               <w:rPr>
+                <w:strike/>
+                <w:dstrike w:val="0"/>
                 <w:color w:val="444444"/>
                 <w:spacing w:val="-5"/>
                 <w:w w:val="80"/>
@@ -1781,11 +1947,15 @@
               <w:spacing w:line="252" w:lineRule="exact"/>
               <w:ind w:left="1000" w:hanging="170"/>
               <w:rPr>
+                <w:strike/>
+                <w:dstrike w:val="0"/>
                 <w:color w:val="444444"/>
               </w:rPr>
             </w:pPr>
             <w:r>
               <w:rPr>
+                <w:strike/>
+                <w:dstrike w:val="0"/>
                 <w:color w:val="444444"/>
                 <w:spacing w:val="-6"/>
               </w:rPr>
@@ -1793,6 +1963,8 @@
             </w:r>
             <w:r>
               <w:rPr>
+                <w:strike/>
+                <w:dstrike w:val="0"/>
                 <w:color w:val="444444"/>
                 <w:w w:val="80"/>
               </w:rPr>
@@ -1800,6 +1972,8 @@
             </w:r>
             <w:r>
               <w:rPr>
+                <w:strike/>
+                <w:dstrike w:val="0"/>
                 <w:color w:val="444444"/>
                 <w:spacing w:val="-5"/>
               </w:rPr>
@@ -1807,6 +1981,8 @@
             </w:r>
             <w:r>
               <w:rPr>
+                <w:strike/>
+                <w:dstrike w:val="0"/>
                 <w:color w:val="444444"/>
                 <w:w w:val="80"/>
               </w:rPr>
@@ -1814,6 +1990,8 @@
             </w:r>
             <w:r>
               <w:rPr>
+                <w:strike/>
+                <w:dstrike w:val="0"/>
                 <w:color w:val="444444"/>
                 <w:spacing w:val="-5"/>
               </w:rPr>
@@ -1821,6 +1999,8 @@
             </w:r>
             <w:r>
               <w:rPr>
+                <w:strike/>
+                <w:dstrike w:val="0"/>
                 <w:color w:val="444444"/>
                 <w:w w:val="80"/>
               </w:rPr>
@@ -1828,6 +2008,8 @@
             </w:r>
             <w:r>
               <w:rPr>
+                <w:strike/>
+                <w:dstrike w:val="0"/>
                 <w:color w:val="444444"/>
                 <w:spacing w:val="-5"/>
               </w:rPr>
@@ -1835,6 +2017,8 @@
             </w:r>
             <w:r>
               <w:rPr>
+                <w:strike/>
+                <w:dstrike w:val="0"/>
                 <w:color w:val="444444"/>
                 <w:w w:val="80"/>
               </w:rPr>
@@ -1842,6 +2026,8 @@
             </w:r>
             <w:r>
               <w:rPr>
+                <w:strike/>
+                <w:dstrike w:val="0"/>
                 <w:color w:val="444444"/>
                 <w:spacing w:val="-5"/>
               </w:rPr>
@@ -1849,6 +2035,8 @@
             </w:r>
             <w:r>
               <w:rPr>
+                <w:strike/>
+                <w:dstrike w:val="0"/>
                 <w:color w:val="444444"/>
                 <w:w w:val="80"/>
               </w:rPr>
@@ -1856,6 +2044,8 @@
             </w:r>
             <w:r>
               <w:rPr>
+                <w:strike/>
+                <w:dstrike w:val="0"/>
                 <w:color w:val="444444"/>
                 <w:spacing w:val="-5"/>
               </w:rPr>
@@ -1863,6 +2053,8 @@
             </w:r>
             <w:r>
               <w:rPr>
+                <w:strike/>
+                <w:dstrike w:val="0"/>
                 <w:color w:val="444444"/>
                 <w:w w:val="80"/>
               </w:rPr>
@@ -1870,6 +2062,8 @@
             </w:r>
             <w:r>
               <w:rPr>
+                <w:strike/>
+                <w:dstrike w:val="0"/>
                 <w:color w:val="444444"/>
                 <w:spacing w:val="-7"/>
               </w:rPr>
@@ -1877,6 +2071,8 @@
             </w:r>
             <w:r>
               <w:rPr>
+                <w:strike/>
+                <w:dstrike w:val="0"/>
                 <w:color w:val="444444"/>
                 <w:w w:val="80"/>
               </w:rPr>
@@ -1884,6 +2080,8 @@
             </w:r>
             <w:r>
               <w:rPr>
+                <w:strike/>
+                <w:dstrike w:val="0"/>
                 <w:color w:val="444444"/>
                 <w:spacing w:val="-5"/>
               </w:rPr>
@@ -1891,6 +2089,8 @@
             </w:r>
             <w:r>
               <w:rPr>
+                <w:strike/>
+                <w:dstrike w:val="0"/>
                 <w:color w:val="444444"/>
                 <w:w w:val="80"/>
               </w:rPr>
@@ -1898,6 +2098,8 @@
             </w:r>
             <w:r>
               <w:rPr>
+                <w:strike/>
+                <w:dstrike w:val="0"/>
                 <w:color w:val="444444"/>
                 <w:spacing w:val="-5"/>
               </w:rPr>
@@ -1905,6 +2107,8 @@
             </w:r>
             <w:r>
               <w:rPr>
+                <w:strike/>
+                <w:dstrike w:val="0"/>
                 <w:color w:val="444444"/>
                 <w:w w:val="80"/>
               </w:rPr>
@@ -1912,6 +2116,8 @@
             </w:r>
             <w:r>
               <w:rPr>
+                <w:strike/>
+                <w:dstrike w:val="0"/>
                 <w:color w:val="444444"/>
                 <w:spacing w:val="-5"/>
               </w:rPr>
@@ -1919,6 +2125,8 @@
             </w:r>
             <w:r>
               <w:rPr>
+                <w:strike/>
+                <w:dstrike w:val="0"/>
                 <w:color w:val="444444"/>
                 <w:w w:val="80"/>
               </w:rPr>
@@ -1926,6 +2134,8 @@
             </w:r>
             <w:r>
               <w:rPr>
+                <w:strike/>
+                <w:dstrike w:val="0"/>
                 <w:color w:val="444444"/>
                 <w:spacing w:val="-5"/>
               </w:rPr>
@@ -1933,6 +2143,8 @@
             </w:r>
             <w:r>
               <w:rPr>
+                <w:strike/>
+                <w:dstrike w:val="0"/>
                 <w:color w:val="444444"/>
                 <w:w w:val="80"/>
               </w:rPr>
@@ -1940,6 +2152,8 @@
             </w:r>
             <w:r>
               <w:rPr>
+                <w:strike/>
+                <w:dstrike w:val="0"/>
                 <w:color w:val="444444"/>
                 <w:spacing w:val="-5"/>
               </w:rPr>
@@ -1947,6 +2161,8 @@
             </w:r>
             <w:r>
               <w:rPr>
+                <w:strike/>
+                <w:dstrike w:val="0"/>
                 <w:color w:val="444444"/>
                 <w:w w:val="80"/>
               </w:rPr>
@@ -1954,6 +2170,8 @@
             </w:r>
             <w:r>
               <w:rPr>
+                <w:strike/>
+                <w:dstrike w:val="0"/>
                 <w:color w:val="444444"/>
                 <w:spacing w:val="-8"/>
               </w:rPr>
@@ -1961,6 +2179,8 @@
             </w:r>
             <w:r>
               <w:rPr>
+                <w:strike/>
+                <w:dstrike w:val="0"/>
                 <w:color w:val="444444"/>
                 <w:w w:val="80"/>
               </w:rPr>
@@ -1968,6 +2188,8 @@
             </w:r>
             <w:r>
               <w:rPr>
+                <w:strike/>
+                <w:dstrike w:val="0"/>
                 <w:color w:val="444444"/>
                 <w:spacing w:val="-5"/>
               </w:rPr>
@@ -1975,6 +2197,8 @@
             </w:r>
             <w:r>
               <w:rPr>
+                <w:strike/>
+                <w:dstrike w:val="0"/>
                 <w:color w:val="444444"/>
                 <w:w w:val="80"/>
               </w:rPr>
@@ -1982,6 +2206,8 @@
             </w:r>
             <w:r>
               <w:rPr>
+                <w:strike/>
+                <w:dstrike w:val="0"/>
                 <w:color w:val="444444"/>
                 <w:spacing w:val="-5"/>
               </w:rPr>
@@ -1989,6 +2215,8 @@
             </w:r>
             <w:r>
               <w:rPr>
+                <w:strike/>
+                <w:dstrike w:val="0"/>
                 <w:color w:val="444444"/>
                 <w:spacing w:val="-2"/>
                 <w:w w:val="80"/>
@@ -2009,11 +2237,15 @@
               <w:spacing w:line="252" w:lineRule="exact"/>
               <w:ind w:left="1000" w:hanging="170"/>
               <w:rPr>
+                <w:strike/>
+                <w:dstrike w:val="0"/>
                 <w:color w:val="444444"/>
               </w:rPr>
             </w:pPr>
             <w:r>
               <w:rPr>
+                <w:strike/>
+                <w:dstrike w:val="0"/>
                 <w:color w:val="444444"/>
                 <w:spacing w:val="-7"/>
               </w:rPr>
@@ -2021,6 +2253,8 @@
             </w:r>
             <w:r>
               <w:rPr>
+                <w:strike/>
+                <w:dstrike w:val="0"/>
                 <w:color w:val="444444"/>
                 <w:w w:val="80"/>
               </w:rPr>
@@ -2028,6 +2262,8 @@
             </w:r>
             <w:r>
               <w:rPr>
+                <w:strike/>
+                <w:dstrike w:val="0"/>
                 <w:color w:val="444444"/>
                 <w:spacing w:val="-6"/>
               </w:rPr>
@@ -2035,6 +2271,8 @@
             </w:r>
             <w:r>
               <w:rPr>
+                <w:strike/>
+                <w:dstrike w:val="0"/>
                 <w:color w:val="444444"/>
                 <w:w w:val="80"/>
               </w:rPr>
@@ -2042,6 +2280,8 @@
             </w:r>
             <w:r>
               <w:rPr>
+                <w:strike/>
+                <w:dstrike w:val="0"/>
                 <w:color w:val="444444"/>
                 <w:spacing w:val="-6"/>
               </w:rPr>
@@ -2049,6 +2289,8 @@
             </w:r>
             <w:r>
               <w:rPr>
+                <w:strike/>
+                <w:dstrike w:val="0"/>
                 <w:color w:val="444444"/>
                 <w:w w:val="80"/>
               </w:rPr>
@@ -2056,6 +2298,8 @@
             </w:r>
             <w:r>
               <w:rPr>
+                <w:strike/>
+                <w:dstrike w:val="0"/>
                 <w:color w:val="444444"/>
                 <w:spacing w:val="-7"/>
               </w:rPr>
@@ -2063,6 +2307,8 @@
             </w:r>
             <w:r>
               <w:rPr>
+                <w:strike/>
+                <w:dstrike w:val="0"/>
                 <w:color w:val="444444"/>
                 <w:w w:val="80"/>
               </w:rPr>
@@ -2070,6 +2316,8 @@
             </w:r>
             <w:r>
               <w:rPr>
+                <w:strike/>
+                <w:dstrike w:val="0"/>
                 <w:color w:val="444444"/>
                 <w:spacing w:val="-6"/>
               </w:rPr>
@@ -2077,6 +2325,8 @@
             </w:r>
             <w:r>
               <w:rPr>
+                <w:strike/>
+                <w:dstrike w:val="0"/>
                 <w:color w:val="444444"/>
                 <w:w w:val="80"/>
               </w:rPr>
@@ -2084,6 +2334,8 @@
             </w:r>
             <w:r>
               <w:rPr>
+                <w:strike/>
+                <w:dstrike w:val="0"/>
                 <w:color w:val="444444"/>
                 <w:spacing w:val="-6"/>
               </w:rPr>
@@ -2091,6 +2343,8 @@
             </w:r>
             <w:r>
               <w:rPr>
+                <w:strike/>
+                <w:dstrike w:val="0"/>
                 <w:color w:val="444444"/>
                 <w:w w:val="80"/>
               </w:rPr>
@@ -2098,6 +2352,8 @@
             </w:r>
             <w:r>
               <w:rPr>
+                <w:strike/>
+                <w:dstrike w:val="0"/>
                 <w:color w:val="444444"/>
                 <w:spacing w:val="-9"/>
               </w:rPr>
@@ -2105,6 +2361,8 @@
             </w:r>
             <w:r>
               <w:rPr>
+                <w:strike/>
+                <w:dstrike w:val="0"/>
                 <w:color w:val="444444"/>
                 <w:w w:val="80"/>
               </w:rPr>
@@ -2112,6 +2370,8 @@
             </w:r>
             <w:r>
               <w:rPr>
+                <w:strike/>
+                <w:dstrike w:val="0"/>
                 <w:color w:val="444444"/>
                 <w:spacing w:val="-6"/>
               </w:rPr>
@@ -2119,6 +2379,8 @@
             </w:r>
             <w:r>
               <w:rPr>
+                <w:strike/>
+                <w:dstrike w:val="0"/>
                 <w:color w:val="444444"/>
                 <w:w w:val="80"/>
               </w:rPr>
@@ -2126,6 +2388,8 @@
             </w:r>
             <w:r>
               <w:rPr>
+                <w:strike/>
+                <w:dstrike w:val="0"/>
                 <w:color w:val="444444"/>
                 <w:spacing w:val="-7"/>
               </w:rPr>
@@ -2133,6 +2397,8 @@
             </w:r>
             <w:r>
               <w:rPr>
+                <w:strike/>
+                <w:dstrike w:val="0"/>
                 <w:color w:val="444444"/>
                 <w:spacing w:val="-2"/>
                 <w:w w:val="80"/>
@@ -2315,6 +2581,8 @@
               <w:spacing w:before="39"/>
               <w:ind w:left="1000" w:hanging="170"/>
               <w:rPr>
+                <w:strike/>
+                <w:dstrike w:val="0"/>
                 <w:color w:val="444444"/>
                 <w:spacing w:val="-2"/>
                 <w:w w:val="80"/>
@@ -2322,6 +2590,8 @@
             </w:pPr>
             <w:r>
               <w:rPr>
+                <w:strike/>
+                <w:dstrike w:val="0"/>
                 <w:color w:val="444444"/>
                 <w:spacing w:val="-6"/>
               </w:rPr>
@@ -2329,6 +2599,8 @@
             </w:r>
             <w:r>
               <w:rPr>
+                <w:strike/>
+                <w:dstrike w:val="0"/>
                 <w:color w:val="444444"/>
                 <w:w w:val="80"/>
               </w:rPr>
@@ -2336,6 +2608,8 @@
             </w:r>
             <w:r>
               <w:rPr>
+                <w:strike/>
+                <w:dstrike w:val="0"/>
                 <w:color w:val="444444"/>
                 <w:spacing w:val="-5"/>
               </w:rPr>
@@ -2343,6 +2617,8 @@
             </w:r>
             <w:r>
               <w:rPr>
+                <w:strike/>
+                <w:dstrike w:val="0"/>
                 <w:color w:val="444444"/>
                 <w:w w:val="80"/>
               </w:rPr>
@@ -2350,6 +2626,8 @@
             </w:r>
             <w:r>
               <w:rPr>
+                <w:strike/>
+                <w:dstrike w:val="0"/>
                 <w:color w:val="444444"/>
                 <w:spacing w:val="-6"/>
               </w:rPr>
@@ -2357,6 +2635,8 @@
             </w:r>
             <w:r>
               <w:rPr>
+                <w:strike/>
+                <w:dstrike w:val="0"/>
                 <w:color w:val="444444"/>
                 <w:w w:val="80"/>
               </w:rPr>
@@ -2364,6 +2644,8 @@
             </w:r>
             <w:r>
               <w:rPr>
+                <w:strike/>
+                <w:dstrike w:val="0"/>
                 <w:color w:val="444444"/>
                 <w:spacing w:val="-5"/>
               </w:rPr>
@@ -2371,6 +2653,8 @@
             </w:r>
             <w:r>
               <w:rPr>
+                <w:strike/>
+                <w:dstrike w:val="0"/>
                 <w:color w:val="444444"/>
                 <w:w w:val="80"/>
               </w:rPr>
@@ -2378,6 +2662,8 @@
             </w:r>
             <w:r>
               <w:rPr>
+                <w:strike/>
+                <w:dstrike w:val="0"/>
                 <w:color w:val="444444"/>
                 <w:spacing w:val="-6"/>
               </w:rPr>
@@ -2385,6 +2671,8 @@
             </w:r>
             <w:r>
               <w:rPr>
+                <w:strike/>
+                <w:dstrike w:val="0"/>
                 <w:color w:val="444444"/>
                 <w:w w:val="80"/>
               </w:rPr>
@@ -2392,6 +2680,8 @@
             </w:r>
             <w:r>
               <w:rPr>
+                <w:strike/>
+                <w:dstrike w:val="0"/>
                 <w:color w:val="444444"/>
                 <w:spacing w:val="-5"/>
               </w:rPr>
@@ -2399,6 +2689,8 @@
             </w:r>
             <w:r>
               <w:rPr>
+                <w:strike/>
+                <w:dstrike w:val="0"/>
                 <w:color w:val="444444"/>
                 <w:w w:val="80"/>
               </w:rPr>
@@ -2406,6 +2698,8 @@
             </w:r>
             <w:r>
               <w:rPr>
+                <w:strike/>
+                <w:dstrike w:val="0"/>
                 <w:color w:val="444444"/>
                 <w:spacing w:val="-6"/>
               </w:rPr>
@@ -2413,6 +2707,8 @@
             </w:r>
             <w:r>
               <w:rPr>
+                <w:strike/>
+                <w:dstrike w:val="0"/>
                 <w:color w:val="444444"/>
                 <w:w w:val="80"/>
               </w:rPr>
@@ -2420,6 +2716,8 @@
             </w:r>
             <w:r>
               <w:rPr>
+                <w:strike/>
+                <w:dstrike w:val="0"/>
                 <w:color w:val="444444"/>
                 <w:spacing w:val="-7"/>
               </w:rPr>
@@ -2427,6 +2725,8 @@
             </w:r>
             <w:r>
               <w:rPr>
+                <w:strike/>
+                <w:dstrike w:val="0"/>
                 <w:color w:val="444444"/>
                 <w:w w:val="80"/>
               </w:rPr>
@@ -2434,6 +2734,8 @@
             </w:r>
             <w:r>
               <w:rPr>
+                <w:strike/>
+                <w:dstrike w:val="0"/>
                 <w:color w:val="444444"/>
                 <w:spacing w:val="-6"/>
               </w:rPr>
@@ -2441,6 +2743,8 @@
             </w:r>
             <w:r>
               <w:rPr>
+                <w:strike/>
+                <w:dstrike w:val="0"/>
                 <w:color w:val="444444"/>
                 <w:w w:val="80"/>
               </w:rPr>
@@ -2448,6 +2752,8 @@
             </w:r>
             <w:r>
               <w:rPr>
+                <w:strike/>
+                <w:dstrike w:val="0"/>
                 <w:color w:val="444444"/>
                 <w:spacing w:val="-5"/>
               </w:rPr>
@@ -2455,6 +2761,8 @@
             </w:r>
             <w:r>
               <w:rPr>
+                <w:strike/>
+                <w:dstrike w:val="0"/>
                 <w:color w:val="444444"/>
                 <w:spacing w:val="-2"/>
                 <w:w w:val="80"/>
@@ -2892,8 +3200,6 @@
               </w:rPr>
               <w:t>Patent</w:t>
             </w:r>
-            <w:bookmarkStart w:id="0" w:name="_GoBack"/>
-            <w:bookmarkEnd w:id="0"/>
           </w:p>
           <w:p>
             <w:pPr>
@@ -2911,9 +3217,11 @@
               <w:spacing w:before="39"/>
               <w:ind w:firstLine="1057" w:firstLineChars="600"/>
               <w:rPr>
+                <w:rFonts w:hint="default"/>
                 <w:color w:val="444444"/>
                 <w:spacing w:val="-2"/>
                 <w:w w:val="80"/>
+                <w:lang w:val="en-US"/>
               </w:rPr>
             </w:pPr>
             <w:r>
@@ -2958,20 +3266,12 @@
             </w:r>
             <w:r>
               <w:rPr>
-                <w:rFonts w:ascii="Arial"/>
-                <w:b/>
-                <w:spacing w:val="-2"/>
-              </w:rPr>
-              <w:t xml:space="preserve"> </w:t>
-            </w:r>
-            <w:r>
-              <w:rPr>
-                <w:rFonts w:ascii="Arial"/>
-                <w:b/>
-                <w:spacing w:val="-2"/>
-                <w:w w:val="80"/>
-              </w:rPr>
-              <w:t>Chennai</w:t>
+                <w:rFonts w:hint="default" w:ascii="Arial"/>
+                <w:b/>
+                <w:w w:val="80"/>
+                <w:lang w:val="en-US"/>
+              </w:rPr>
+              <w:t xml:space="preserve"> Chennai</w:t>
             </w:r>
           </w:p>
         </w:tc>
@@ -3299,7 +3599,7 @@
     <w:lsdException w:unhideWhenUsed="0" w:uiPriority="70" w:semiHidden="0" w:name="Dark List"/>
     <w:lsdException w:unhideWhenUsed="0" w:uiPriority="71" w:semiHidden="0" w:name="Colorful Shading"/>
     <w:lsdException w:unhideWhenUsed="0" w:uiPriority="72" w:semiHidden="0" w:name="Colorful List"/>
-    <w:lsdException w:qFormat="1" w:unhideWhenUsed="0" w:uiPriority="73" w:semiHidden="0" w:name="Colorful Grid"/>
+    <w:lsdException w:unhideWhenUsed="0" w:uiPriority="73" w:semiHidden="0" w:name="Colorful Grid"/>
     <w:lsdException w:unhideWhenUsed="0" w:uiPriority="60" w:semiHidden="0" w:name="Light Shading Accent 1"/>
     <w:lsdException w:unhideWhenUsed="0" w:uiPriority="61" w:semiHidden="0" w:name="Light List Accent 1"/>
     <w:lsdException w:unhideWhenUsed="0" w:uiPriority="62" w:semiHidden="0" w:name="Light Grid Accent 1"/>
@@ -3314,7 +3614,7 @@
     <w:lsdException w:unhideWhenUsed="0" w:uiPriority="70" w:semiHidden="0" w:name="Dark List Accent 1"/>
     <w:lsdException w:unhideWhenUsed="0" w:uiPriority="71" w:semiHidden="0" w:name="Colorful Shading Accent 1"/>
     <w:lsdException w:unhideWhenUsed="0" w:uiPriority="72" w:semiHidden="0" w:name="Colorful List Accent 1"/>
-    <w:lsdException w:qFormat="1" w:unhideWhenUsed="0" w:uiPriority="73" w:semiHidden="0" w:name="Colorful Grid Accent 1"/>
+    <w:lsdException w:unhideWhenUsed="0" w:uiPriority="73" w:semiHidden="0" w:name="Colorful Grid Accent 1"/>
     <w:lsdException w:unhideWhenUsed="0" w:uiPriority="60" w:semiHidden="0" w:name="Light Shading Accent 2"/>
     <w:lsdException w:unhideWhenUsed="0" w:uiPriority="61" w:semiHidden="0" w:name="Light List Accent 2"/>
     <w:lsdException w:unhideWhenUsed="0" w:uiPriority="62" w:semiHidden="0" w:name="Light Grid Accent 2"/>
@@ -3327,8 +3627,8 @@
     <w:lsdException w:unhideWhenUsed="0" w:uiPriority="69" w:semiHidden="0" w:name="Medium Grid 3 Accent 2"/>
     <w:lsdException w:unhideWhenUsed="0" w:uiPriority="70" w:semiHidden="0" w:name="Dark List Accent 2"/>
     <w:lsdException w:unhideWhenUsed="0" w:uiPriority="71" w:semiHidden="0" w:name="Colorful Shading Accent 2"/>
-    <w:lsdException w:qFormat="1" w:unhideWhenUsed="0" w:uiPriority="72" w:semiHidden="0" w:name="Colorful List Accent 2"/>
-    <w:lsdException w:qFormat="1" w:unhideWhenUsed="0" w:uiPriority="73" w:semiHidden="0" w:name="Colorful Grid Accent 2"/>
+    <w:lsdException w:unhideWhenUsed="0" w:uiPriority="72" w:semiHidden="0" w:name="Colorful List Accent 2"/>
+    <w:lsdException w:unhideWhenUsed="0" w:uiPriority="73" w:semiHidden="0" w:name="Colorful Grid Accent 2"/>
     <w:lsdException w:unhideWhenUsed="0" w:uiPriority="60" w:semiHidden="0" w:name="Light Shading Accent 3"/>
     <w:lsdException w:unhideWhenUsed="0" w:uiPriority="61" w:semiHidden="0" w:name="Light List Accent 3"/>
     <w:lsdException w:unhideWhenUsed="0" w:uiPriority="62" w:semiHidden="0" w:name="Light Grid Accent 3"/>
@@ -3341,8 +3641,8 @@
     <w:lsdException w:unhideWhenUsed="0" w:uiPriority="69" w:semiHidden="0" w:name="Medium Grid 3 Accent 3"/>
     <w:lsdException w:unhideWhenUsed="0" w:uiPriority="70" w:semiHidden="0" w:name="Dark List Accent 3"/>
     <w:lsdException w:unhideWhenUsed="0" w:uiPriority="71" w:semiHidden="0" w:name="Colorful Shading Accent 3"/>
-    <w:lsdException w:qFormat="1" w:unhideWhenUsed="0" w:uiPriority="72" w:semiHidden="0" w:name="Colorful List Accent 3"/>
-    <w:lsdException w:qFormat="1" w:unhideWhenUsed="0" w:uiPriority="73" w:semiHidden="0" w:name="Colorful Grid Accent 3"/>
+    <w:lsdException w:unhideWhenUsed="0" w:uiPriority="72" w:semiHidden="0" w:name="Colorful List Accent 3"/>
+    <w:lsdException w:unhideWhenUsed="0" w:uiPriority="73" w:semiHidden="0" w:name="Colorful Grid Accent 3"/>
     <w:lsdException w:unhideWhenUsed="0" w:uiPriority="60" w:semiHidden="0" w:name="Light Shading Accent 4"/>
     <w:lsdException w:unhideWhenUsed="0" w:uiPriority="61" w:semiHidden="0" w:name="Light List Accent 4"/>
     <w:lsdException w:unhideWhenUsed="0" w:uiPriority="62" w:semiHidden="0" w:name="Light Grid Accent 4"/>
@@ -3355,8 +3655,8 @@
     <w:lsdException w:unhideWhenUsed="0" w:uiPriority="69" w:semiHidden="0" w:name="Medium Grid 3 Accent 4"/>
     <w:lsdException w:unhideWhenUsed="0" w:uiPriority="70" w:semiHidden="0" w:name="Dark List Accent 4"/>
     <w:lsdException w:unhideWhenUsed="0" w:uiPriority="71" w:semiHidden="0" w:name="Colorful Shading Accent 4"/>
-    <w:lsdException w:qFormat="1" w:unhideWhenUsed="0" w:uiPriority="72" w:semiHidden="0" w:name="Colorful List Accent 4"/>
-    <w:lsdException w:qFormat="1" w:unhideWhenUsed="0" w:uiPriority="73" w:semiHidden="0" w:name="Colorful Grid Accent 4"/>
+    <w:lsdException w:unhideWhenUsed="0" w:uiPriority="72" w:semiHidden="0" w:name="Colorful List Accent 4"/>
+    <w:lsdException w:unhideWhenUsed="0" w:uiPriority="73" w:semiHidden="0" w:name="Colorful Grid Accent 4"/>
     <w:lsdException w:unhideWhenUsed="0" w:uiPriority="60" w:semiHidden="0" w:name="Light Shading Accent 5"/>
     <w:lsdException w:unhideWhenUsed="0" w:uiPriority="61" w:semiHidden="0" w:name="Light List Accent 5"/>
     <w:lsdException w:unhideWhenUsed="0" w:uiPriority="62" w:semiHidden="0" w:name="Light Grid Accent 5"/>
@@ -3369,8 +3669,8 @@
     <w:lsdException w:unhideWhenUsed="0" w:uiPriority="69" w:semiHidden="0" w:name="Medium Grid 3 Accent 5"/>
     <w:lsdException w:unhideWhenUsed="0" w:uiPriority="70" w:semiHidden="0" w:name="Dark List Accent 5"/>
     <w:lsdException w:unhideWhenUsed="0" w:uiPriority="71" w:semiHidden="0" w:name="Colorful Shading Accent 5"/>
-    <w:lsdException w:qFormat="1" w:unhideWhenUsed="0" w:uiPriority="72" w:semiHidden="0" w:name="Colorful List Accent 5"/>
-    <w:lsdException w:qFormat="1" w:unhideWhenUsed="0" w:uiPriority="73" w:semiHidden="0" w:name="Colorful Grid Accent 5"/>
+    <w:lsdException w:unhideWhenUsed="0" w:uiPriority="72" w:semiHidden="0" w:name="Colorful List Accent 5"/>
+    <w:lsdException w:unhideWhenUsed="0" w:uiPriority="73" w:semiHidden="0" w:name="Colorful Grid Accent 5"/>
     <w:lsdException w:unhideWhenUsed="0" w:uiPriority="60" w:semiHidden="0" w:name="Light Shading Accent 6"/>
     <w:lsdException w:unhideWhenUsed="0" w:uiPriority="61" w:semiHidden="0" w:name="Light List Accent 6"/>
     <w:lsdException w:unhideWhenUsed="0" w:uiPriority="62" w:semiHidden="0" w:name="Light Grid Accent 6"/>
@@ -3383,8 +3683,8 @@
     <w:lsdException w:unhideWhenUsed="0" w:uiPriority="69" w:semiHidden="0" w:name="Medium Grid 3 Accent 6"/>
     <w:lsdException w:unhideWhenUsed="0" w:uiPriority="70" w:semiHidden="0" w:name="Dark List Accent 6"/>
     <w:lsdException w:unhideWhenUsed="0" w:uiPriority="71" w:semiHidden="0" w:name="Colorful Shading Accent 6"/>
-    <w:lsdException w:qFormat="1" w:unhideWhenUsed="0" w:uiPriority="72" w:semiHidden="0" w:name="Colorful List Accent 6"/>
-    <w:lsdException w:qFormat="1" w:unhideWhenUsed="0" w:uiPriority="73" w:semiHidden="0" w:name="Colorful Grid Accent 6"/>
+    <w:lsdException w:unhideWhenUsed="0" w:uiPriority="72" w:semiHidden="0" w:name="Colorful List Accent 6"/>
+    <w:lsdException w:unhideWhenUsed="0" w:uiPriority="73" w:semiHidden="0" w:name="Colorful Grid Accent 6"/>
   </w:latentStyles>
   <w:style w:type="paragraph" w:default="1" w:styleId="1">
     <w:name w:val="Normal"/>
